--- a/docs/ЛабРабота6_ПЧМИ.docx
+++ b/docs/ЛабРабота6_ПЧМИ.docx
@@ -2822,7 +2822,7 @@
           <w:i w:val="0"/>
           <w:sz w:val="28"/>
         </w:rPr>
-        <w:t>Вкладка «Сделано в Беларуси» на мобильной ленте (Q2) не замечается</w:t>
+        <w:t>Признак «Сделано в Беларуси» на мобильной ленте (Q2) не замечается</w:t>
       </w:r>
       <w:r>
         <w:rPr>
@@ -2830,7 +2830,7 @@
           <w:i w:val="0"/>
           <w:sz w:val="28"/>
         </w:rPr>
-        <w:t>: 33 %. Она находится за краем горизонтальной ленты вкладок, и это ожидалось. В вебе оба неверных ответа указывают на панель фильтров, где есть одноимённый фильтр. Это правильный путь, не учтённый при составлении ожидаемых ответов; с его учётом доля попаданий — 100 %.</w:t>
+        <w:t>: 33 %. Вкладка находится за краем горизонтальной ленты вкладок, а метка на карточке перекрыта кнопкой ♡ и читается как «Сделано в Беларус». Фильтров на ленте нет, поэтому показать только 46-й размер (Q5) можно лишь через поиск — это нашли 2 из 3 участников. В вебе оба неверных ответа указывают на панель фильтров, где есть одноимённый фильтр. Это правильный путь, не учтённый при составлении ожидаемых ответов; с его учётом доля попаданий — 100 %.</w:t>
       </w:r>
     </w:p>
     <w:p>
@@ -6962,7 +6962,7 @@
                 <w:i w:val="0"/>
                 <w:sz w:val="21"/>
               </w:rPr>
-              <w:t>да</w:t>
+              <w:t>частично</w:t>
             </w:r>
           </w:p>
         </w:tc>
@@ -6970,7 +6970,16 @@
           <w:tcPr>
             <w:tcW w:type="dxa" w:w="2339"/>
           </w:tcPr>
-          <w:p/>
+          <w:p>
+            <w:r>
+              <w:rPr>
+                <w:b w:val="0"/>
+                <w:i w:val="0"/>
+                <w:sz w:val="21"/>
+              </w:rPr>
+              <w:t>срок возврата показан только в корзине, в карточке товара его нет</w:t>
+            </w:r>
+          </w:p>
         </w:tc>
       </w:tr>
       <w:tr>
@@ -7086,6 +7095,192 @@
             <w:tcW w:type="dxa" w:w="2339"/>
           </w:tcPr>
           <w:p/>
+        </w:tc>
+      </w:tr>
+      <w:tr>
+        <w:tc>
+          <w:tcPr>
+            <w:tcW w:type="dxa" w:w="2339"/>
+          </w:tcPr>
+          <w:p>
+            <w:r>
+              <w:rPr>
+                <w:b w:val="0"/>
+                <w:i w:val="0"/>
+                <w:sz w:val="21"/>
+              </w:rPr>
+              <w:t>15</w:t>
+            </w:r>
+          </w:p>
+        </w:tc>
+        <w:tc>
+          <w:tcPr>
+            <w:tcW w:type="dxa" w:w="2339"/>
+          </w:tcPr>
+          <w:p>
+            <w:r>
+              <w:rPr>
+                <w:b w:val="0"/>
+                <w:i w:val="0"/>
+                <w:sz w:val="21"/>
+              </w:rPr>
+              <w:t>Фильтры каталога доступны с ленты</w:t>
+            </w:r>
+          </w:p>
+        </w:tc>
+        <w:tc>
+          <w:tcPr>
+            <w:tcW w:type="dxa" w:w="2339"/>
+          </w:tcPr>
+          <w:p>
+            <w:r>
+              <w:rPr>
+                <w:b w:val="0"/>
+                <w:i w:val="0"/>
+                <w:sz w:val="21"/>
+              </w:rPr>
+              <w:t>нет</w:t>
+            </w:r>
+          </w:p>
+        </w:tc>
+        <w:tc>
+          <w:tcPr>
+            <w:tcW w:type="dxa" w:w="2339"/>
+          </w:tcPr>
+          <w:p>
+            <w:r>
+              <w:rPr>
+                <w:b w:val="0"/>
+                <w:i w:val="0"/>
+                <w:sz w:val="21"/>
+              </w:rPr>
+              <w:t>на ленте только вкладки категорий, фильтр по размеру — только через поиск</w:t>
+            </w:r>
+          </w:p>
+        </w:tc>
+      </w:tr>
+      <w:tr>
+        <w:tc>
+          <w:tcPr>
+            <w:tcW w:type="dxa" w:w="2339"/>
+          </w:tcPr>
+          <w:p>
+            <w:r>
+              <w:rPr>
+                <w:b w:val="0"/>
+                <w:i w:val="0"/>
+                <w:sz w:val="21"/>
+              </w:rPr>
+              <w:t>16</w:t>
+            </w:r>
+          </w:p>
+        </w:tc>
+        <w:tc>
+          <w:tcPr>
+            <w:tcW w:type="dxa" w:w="2339"/>
+          </w:tcPr>
+          <w:p>
+            <w:r>
+              <w:rPr>
+                <w:b w:val="0"/>
+                <w:i w:val="0"/>
+                <w:sz w:val="21"/>
+              </w:rPr>
+              <w:t>Пункт выдачи выбирается при оформлении заказа</w:t>
+            </w:r>
+          </w:p>
+        </w:tc>
+        <w:tc>
+          <w:tcPr>
+            <w:tcW w:type="dxa" w:w="2339"/>
+          </w:tcPr>
+          <w:p>
+            <w:r>
+              <w:rPr>
+                <w:b w:val="0"/>
+                <w:i w:val="0"/>
+                <w:sz w:val="21"/>
+              </w:rPr>
+              <w:t>нет</w:t>
+            </w:r>
+          </w:p>
+        </w:tc>
+        <w:tc>
+          <w:tcPr>
+            <w:tcW w:type="dxa" w:w="2339"/>
+          </w:tcPr>
+          <w:p>
+            <w:r>
+              <w:rPr>
+                <w:b w:val="0"/>
+                <w:i w:val="0"/>
+                <w:sz w:val="21"/>
+              </w:rPr>
+              <w:t>пункт самовывоза подставлен без возможности выбора</w:t>
+            </w:r>
+          </w:p>
+        </w:tc>
+      </w:tr>
+      <w:tr>
+        <w:tc>
+          <w:tcPr>
+            <w:tcW w:type="dxa" w:w="2339"/>
+          </w:tcPr>
+          <w:p>
+            <w:r>
+              <w:rPr>
+                <w:b w:val="0"/>
+                <w:i w:val="0"/>
+                <w:sz w:val="21"/>
+              </w:rPr>
+              <w:t>17</w:t>
+            </w:r>
+          </w:p>
+        </w:tc>
+        <w:tc>
+          <w:tcPr>
+            <w:tcW w:type="dxa" w:w="2339"/>
+          </w:tcPr>
+          <w:p>
+            <w:r>
+              <w:rPr>
+                <w:b w:val="0"/>
+                <w:i w:val="0"/>
+                <w:sz w:val="21"/>
+              </w:rPr>
+              <w:t>Метки на карточке товара читаются полностью</w:t>
+            </w:r>
+          </w:p>
+        </w:tc>
+        <w:tc>
+          <w:tcPr>
+            <w:tcW w:type="dxa" w:w="2339"/>
+          </w:tcPr>
+          <w:p>
+            <w:r>
+              <w:rPr>
+                <w:b w:val="0"/>
+                <w:i w:val="0"/>
+                <w:sz w:val="21"/>
+              </w:rPr>
+              <w:t>нет</w:t>
+            </w:r>
+          </w:p>
+        </w:tc>
+        <w:tc>
+          <w:tcPr>
+            <w:tcW w:type="dxa" w:w="2339"/>
+          </w:tcPr>
+          <w:p>
+            <w:r>
+              <w:rPr>
+                <w:b w:val="0"/>
+                <w:i w:val="0"/>
+                <w:sz w:val="21"/>
+              </w:rPr>
+              <w:t>метка «Сделано в Беларуси» перекрыта кнопкой ♡</w:t>
+            </w:r>
+          </w:p>
         </w:tc>
       </w:tr>
     </w:tbl>
@@ -7102,7 +7297,7 @@
           <w:i w:val="0"/>
           <w:sz w:val="28"/>
         </w:rPr>
-        <w:t>Из 16 пунктов веб-списка выполнено 9, частично 3, не выполнено 4 (пункты 4, 11–13). Из 14 пунктов мобильного списка выполнено 8, частично 2, не выполнено 3, один не проверяется. Общая проблема обеих платформ — выбор размера не сохраняется между шагами покупки. Это прямо влияет на задание T3 и создаёт риск возврата, который проект призван снижать.</w:t>
+        <w:t>Из 16 пунктов веб-списка выполнено 9, частично 3, не выполнено 4 (пункты 4, 11–13). Из 17 пунктов мобильного списка выполнено 7, частично 3, не выполнено 6, один не проверяется. Мобильный прототип по сравнению с веб-прототипом не содержит фильтров каталога, срока возврата в карточке товара и выбора пункта выдачи. Общая проблема обеих платформ — выбор размера не сохраняется между шагами покупки. Это прямо влияет на задание T3 и создаёт риск возврата, который проект призван снижать.</w:t>
       </w:r>
       <w:r>
         <w:br w:type="page"/>
@@ -10071,6 +10266,21 @@
           <w:i w:val="0"/>
           <w:sz w:val="28"/>
         </w:rPr>
+        <w:t>Результаты T4 и T5 на мобильной платформе связаны с неполнотой мобильного прототипа. Срок возврата в мобильной версии показан только в корзине, поэтому T4 выполняется вдвое дольше, чем в вебе (28 с против 14 с), и единственный неуспех T4 приходится на мобильную платформу. В T5 мобильный прототип не позволяет выбрать пункт выдачи: пункт подставлен заранее, и часть задания «самовывоз с ул. Немига, 5» на мобильной платформе не проверялась. Высокий успех T5 на мобильной платформе поэтому не подтверждает удобство выбора пункта выдачи.</w:t>
+      </w:r>
+    </w:p>
+    <w:p>
+      <w:pPr>
+        <w:spacing w:after="0"/>
+        <w:ind w:firstLine="709"/>
+        <w:jc w:val="both"/>
+      </w:pPr>
+      <w:r>
+        <w:rPr>
+          <w:b w:val="0"/>
+          <w:i w:val="0"/>
+          <w:sz w:val="28"/>
+        </w:rPr>
         <w:t>Время, рассчитанное по моделям GOMS и TLM, служит экспертной оценкой минимального времени. Расхождение между ним и медианой участников показывает, сколько времени уходит на поиск и размышление, не учтённые моделью. Для ассистента по размеру модель даёт 8,3–16,3 с в вебе и 6,2 с на мобильном, медиана участников — 23 с и 8 с. Для оформления заказа — 8,7–10,6 с и 4,8 с против 15 с и 12 с. В вебе до ассистента дольше добираются: ссылка «Подобрать размер» мелкая и стоит справа от заголовка «Размер», это же отмечено в контрольном списке. На этом шаге в среднем 0,8 лишнего перехода.</w:t>
       </w:r>
     </w:p>
@@ -10695,7 +10905,7 @@
                 <w:i w:val="0"/>
                 <w:sz w:val="21"/>
               </w:rPr>
-              <w:t>не выполнен: 67 %</w:t>
+              <w:t>не выполнен: 67 %; срок указан только в корзине</w:t>
             </w:r>
           </w:p>
         </w:tc>
@@ -11897,7 +12107,7 @@
                 <w:i w:val="0"/>
                 <w:sz w:val="21"/>
               </w:rPr>
-              <w:t>Срок возврата на мобильном находят медленнее, чем в вебе (28 с против 14 с)</w:t>
+              <w:t>В мобильной карточке товара нет срока возврата; его находят вдвое медленнее, чем в вебе (28 с против 14 с)</w:t>
             </w:r>
           </w:p>
         </w:tc>
@@ -11912,7 +12122,7 @@
                 <w:i w:val="0"/>
                 <w:sz w:val="21"/>
               </w:rPr>
-              <w:t>задание T4</w:t>
+              <w:t>задание T4, контрольный список мобильного</w:t>
             </w:r>
           </w:p>
         </w:tc>
@@ -11942,7 +12152,7 @@
                 <w:i w:val="0"/>
                 <w:sz w:val="21"/>
               </w:rPr>
-              <w:t>средний</w:t>
+              <w:t>высокий</w:t>
             </w:r>
           </w:p>
         </w:tc>
@@ -12236,6 +12446,237 @@
                 <w:sz w:val="21"/>
               </w:rPr>
               <w:t>пункт «Заказы» в шапке рядом с «Корзиной»</w:t>
+            </w:r>
+          </w:p>
+        </w:tc>
+        <w:tc>
+          <w:tcPr>
+            <w:tcW w:type="dxa" w:w="1871"/>
+          </w:tcPr>
+          <w:p>
+            <w:r>
+              <w:rPr>
+                <w:b w:val="0"/>
+                <w:i w:val="0"/>
+                <w:sz w:val="21"/>
+              </w:rPr>
+              <w:t>низкий</w:t>
+            </w:r>
+          </w:p>
+        </w:tc>
+      </w:tr>
+      <w:tr>
+        <w:tc>
+          <w:tcPr>
+            <w:tcW w:type="dxa" w:w="1871"/>
+          </w:tcPr>
+          <w:p>
+            <w:r>
+              <w:rPr>
+                <w:b w:val="0"/>
+                <w:i w:val="0"/>
+                <w:sz w:val="21"/>
+              </w:rPr>
+              <w:t>18</w:t>
+            </w:r>
+          </w:p>
+        </w:tc>
+        <w:tc>
+          <w:tcPr>
+            <w:tcW w:type="dxa" w:w="1871"/>
+          </w:tcPr>
+          <w:p>
+            <w:r>
+              <w:rPr>
+                <w:b w:val="0"/>
+                <w:i w:val="0"/>
+                <w:sz w:val="21"/>
+              </w:rPr>
+              <w:t>В мобильном оформлении заказа нельзя выбрать пункт выдачи</w:t>
+            </w:r>
+          </w:p>
+        </w:tc>
+        <w:tc>
+          <w:tcPr>
+            <w:tcW w:type="dxa" w:w="1871"/>
+          </w:tcPr>
+          <w:p>
+            <w:r>
+              <w:rPr>
+                <w:b w:val="0"/>
+                <w:i w:val="0"/>
+                <w:sz w:val="21"/>
+              </w:rPr>
+              <w:t>задание T5, контрольный список мобильного</w:t>
+            </w:r>
+          </w:p>
+        </w:tc>
+        <w:tc>
+          <w:tcPr>
+            <w:tcW w:type="dxa" w:w="1871"/>
+          </w:tcPr>
+          <w:p>
+            <w:r>
+              <w:rPr>
+                <w:b w:val="0"/>
+                <w:i w:val="0"/>
+                <w:sz w:val="21"/>
+              </w:rPr>
+              <w:t>выбор пункта выдачи из списка с датой готовности, как в вебе</w:t>
+            </w:r>
+          </w:p>
+        </w:tc>
+        <w:tc>
+          <w:tcPr>
+            <w:tcW w:type="dxa" w:w="1871"/>
+          </w:tcPr>
+          <w:p>
+            <w:r>
+              <w:rPr>
+                <w:b w:val="0"/>
+                <w:i w:val="0"/>
+                <w:sz w:val="21"/>
+              </w:rPr>
+              <w:t>высокий</w:t>
+            </w:r>
+          </w:p>
+        </w:tc>
+      </w:tr>
+      <w:tr>
+        <w:tc>
+          <w:tcPr>
+            <w:tcW w:type="dxa" w:w="1871"/>
+          </w:tcPr>
+          <w:p>
+            <w:r>
+              <w:rPr>
+                <w:b w:val="0"/>
+                <w:i w:val="0"/>
+                <w:sz w:val="21"/>
+              </w:rPr>
+              <w:t>19</w:t>
+            </w:r>
+          </w:p>
+        </w:tc>
+        <w:tc>
+          <w:tcPr>
+            <w:tcW w:type="dxa" w:w="1871"/>
+          </w:tcPr>
+          <w:p>
+            <w:r>
+              <w:rPr>
+                <w:b w:val="0"/>
+                <w:i w:val="0"/>
+                <w:sz w:val="21"/>
+              </w:rPr>
+              <w:t>На мобильной ленте нет фильтров</w:t>
+            </w:r>
+          </w:p>
+        </w:tc>
+        <w:tc>
+          <w:tcPr>
+            <w:tcW w:type="dxa" w:w="1871"/>
+          </w:tcPr>
+          <w:p>
+            <w:r>
+              <w:rPr>
+                <w:b w:val="0"/>
+                <w:i w:val="0"/>
+                <w:sz w:val="21"/>
+              </w:rPr>
+              <w:t>карточная сортировка: Q5; контрольный список мобильного</w:t>
+            </w:r>
+          </w:p>
+        </w:tc>
+        <w:tc>
+          <w:tcPr>
+            <w:tcW w:type="dxa" w:w="1871"/>
+          </w:tcPr>
+          <w:p>
+            <w:r>
+              <w:rPr>
+                <w:b w:val="0"/>
+                <w:i w:val="0"/>
+                <w:sz w:val="21"/>
+              </w:rPr>
+              <w:t>кнопка «Фильтры» над лентой: размер, цена, «Сделано в Беларуси»</w:t>
+            </w:r>
+          </w:p>
+        </w:tc>
+        <w:tc>
+          <w:tcPr>
+            <w:tcW w:type="dxa" w:w="1871"/>
+          </w:tcPr>
+          <w:p>
+            <w:r>
+              <w:rPr>
+                <w:b w:val="0"/>
+                <w:i w:val="0"/>
+                <w:sz w:val="21"/>
+              </w:rPr>
+              <w:t>высокий</w:t>
+            </w:r>
+          </w:p>
+        </w:tc>
+      </w:tr>
+      <w:tr>
+        <w:tc>
+          <w:tcPr>
+            <w:tcW w:type="dxa" w:w="1871"/>
+          </w:tcPr>
+          <w:p>
+            <w:r>
+              <w:rPr>
+                <w:b w:val="0"/>
+                <w:i w:val="0"/>
+                <w:sz w:val="21"/>
+              </w:rPr>
+              <w:t>20</w:t>
+            </w:r>
+          </w:p>
+        </w:tc>
+        <w:tc>
+          <w:tcPr>
+            <w:tcW w:type="dxa" w:w="1871"/>
+          </w:tcPr>
+          <w:p>
+            <w:r>
+              <w:rPr>
+                <w:b w:val="0"/>
+                <w:i w:val="0"/>
+                <w:sz w:val="21"/>
+              </w:rPr>
+              <w:t>Метка «Сделано в Беларуси» на мобильной карточке перекрыта кнопкой ♡</w:t>
+            </w:r>
+          </w:p>
+        </w:tc>
+        <w:tc>
+          <w:tcPr>
+            <w:tcW w:type="dxa" w:w="1871"/>
+          </w:tcPr>
+          <w:p>
+            <w:r>
+              <w:rPr>
+                <w:b w:val="0"/>
+                <w:i w:val="0"/>
+                <w:sz w:val="21"/>
+              </w:rPr>
+              <w:t>карточная сортировка: Q2; скриншоты участников</w:t>
+            </w:r>
+          </w:p>
+        </w:tc>
+        <w:tc>
+          <w:tcPr>
+            <w:tcW w:type="dxa" w:w="1871"/>
+          </w:tcPr>
+          <w:p>
+            <w:r>
+              <w:rPr>
+                <w:b w:val="0"/>
+                <w:i w:val="0"/>
+                <w:sz w:val="21"/>
+              </w:rPr>
+              <w:t>перенести ♡ в правый нижний угол фото или сократить метку до «Беларусь»</w:t>
             </w:r>
           </w:p>
         </w:tc>
@@ -12360,7 +12801,7 @@
           <w:i w:val="0"/>
           <w:sz w:val="28"/>
         </w:rPr>
-        <w:t>По контрольным спискам веб-прототип выполняет 9 пунктов из 16, мобильный — 8 из 14. Главная проблема обеих платформ — выбранный размер не сохраняется между шагами покупки.</w:t>
+        <w:t>По контрольным спискам веб-прототип выполняет 9 пунктов из 16, мобильный — 7 из 17. Главная проблема обеих платформ — выбранный размер не сохраняется между шагами покупки. Мобильный прототип, кроме того, не содержит фильтров на ленте, срока возврата в карточке и выбора пункта выдачи; это объясняет более низкие результаты T4 и карточной сортировки на мобильной платформе.</w:t>
       </w:r>
     </w:p>
     <w:p>
@@ -12396,7 +12837,7 @@
           <w:i w:val="0"/>
           <w:sz w:val="28"/>
         </w:rPr>
-        <w:t>Сформулированы 17 рекомендаций, пять из них — с высоким приоритетом: сохранение выбранного размера, подстановка мерок из профиля, каталог за вкладкой поиска на мобильной платформе, точка входа в сравнение товаров, подпись ассистента по размеру.</w:t>
+        <w:t>Сформулированы 20 рекомендаций, восемь из них — с высоким приоритетом: сохранение выбранного размера, подстановка мерок из профиля, каталог за вкладкой поиска и фильтры на мобильной ленте, точка входа в сравнение товаров, подпись ассистента по размеру, срок возврата в мобильной карточке товара, выбор пункта выдачи в мобильном оформлении заказа.</w:t>
       </w:r>
       <w:r>
         <w:br w:type="page"/>

--- a/docs/ЛабРабота6_ПЧМИ.docx
+++ b/docs/ЛабРабота6_ПЧМИ.docx
@@ -12697,7 +12697,135 @@
         </w:tc>
       </w:tr>
     </w:tbl>
+    <w:p/>
     <w:p>
+      <w:pPr>
+        <w:spacing w:after="120"/>
+      </w:pPr>
+      <w:r>
+        <w:rPr>
+          <w:b/>
+          <w:sz w:val="28"/>
+        </w:rPr>
+        <w:t>Доработка прототипа</w:t>
+      </w:r>
+    </w:p>
+    <w:p>
+      <w:pPr>
+        <w:spacing w:after="0"/>
+        <w:ind w:firstLine="709"/>
+        <w:jc w:val="both"/>
+      </w:pPr>
+      <w:r>
+        <w:rPr>
+          <w:b w:val="0"/>
+          <w:i w:val="0"/>
+          <w:sz w:val="28"/>
+        </w:rPr>
+        <w:t>По рекомендациям 13, 15, 18, 19 и 20 доработан мобильный прототип (</w:t>
+      </w:r>
+      <w:r>
+        <w:rPr>
+          <w:rFonts w:ascii="Courier New" w:hAnsi="Courier New"/>
+          <w:sz w:val="22"/>
+        </w:rPr>
+        <w:t>lab5/mockups/prototype-*.html</w:t>
+      </w:r>
+      <w:r>
+        <w:rPr>
+          <w:b w:val="0"/>
+          <w:i w:val="0"/>
+          <w:sz w:val="28"/>
+        </w:rPr>
+        <w:t>):</w:t>
+      </w:r>
+    </w:p>
+    <w:p>
+      <w:pPr>
+        <w:spacing w:after="0"/>
+        <w:ind w:left="567"/>
+        <w:jc w:val="both"/>
+      </w:pPr>
+      <w:r>
+        <w:t xml:space="preserve">– </w:t>
+      </w:r>
+      <w:r>
+        <w:rPr>
+          <w:b w:val="0"/>
+          <w:i w:val="0"/>
+          <w:sz w:val="28"/>
+        </w:rPr>
+        <w:t>на ленте появилась кнопка «Фильтры» с панелью выбора размера и признаков товара, вкладка «Сделано в Беларуси» перенесена на второе место;</w:t>
+      </w:r>
+    </w:p>
+    <w:p>
+      <w:pPr>
+        <w:spacing w:after="0"/>
+        <w:ind w:left="567"/>
+        <w:jc w:val="both"/>
+      </w:pPr>
+      <w:r>
+        <w:t xml:space="preserve">– </w:t>
+      </w:r>
+      <w:r>
+        <w:rPr>
+          <w:b w:val="0"/>
+          <w:i w:val="0"/>
+          <w:sz w:val="28"/>
+        </w:rPr>
+        <w:t>кнопка ♡ на карточке перенесена в правый нижний угол фото и больше не перекрывает метку «Сделано в Беларуси»;</w:t>
+      </w:r>
+    </w:p>
+    <w:p>
+      <w:pPr>
+        <w:spacing w:after="0"/>
+        <w:ind w:left="567"/>
+        <w:jc w:val="both"/>
+      </w:pPr>
+      <w:r>
+        <w:t xml:space="preserve">– </w:t>
+      </w:r>
+      <w:r>
+        <w:rPr>
+          <w:b w:val="0"/>
+          <w:i w:val="0"/>
+          <w:sz w:val="28"/>
+        </w:rPr>
+        <w:t>в карточке товара под кнопкой «В корзину» показан срок возврата;</w:t>
+      </w:r>
+    </w:p>
+    <w:p>
+      <w:pPr>
+        <w:spacing w:after="0"/>
+        <w:ind w:left="567"/>
+        <w:jc w:val="both"/>
+      </w:pPr>
+      <w:r>
+        <w:t xml:space="preserve">– </w:t>
+      </w:r>
+      <w:r>
+        <w:rPr>
+          <w:b w:val="0"/>
+          <w:i w:val="0"/>
+          <w:sz w:val="28"/>
+        </w:rPr>
+        <w:t>при оформлении заказа пункт выдачи выбирается из списка, способ оплаты переключается.</w:t>
+      </w:r>
+    </w:p>
+    <w:p>
+      <w:pPr>
+        <w:spacing w:after="0"/>
+        <w:ind w:firstLine="709"/>
+        <w:jc w:val="both"/>
+      </w:pPr>
+      <w:r>
+        <w:rPr>
+          <w:b w:val="0"/>
+          <w:i w:val="0"/>
+          <w:sz w:val="28"/>
+        </w:rPr>
+        <w:t>Результаты тестирования в разделах 4–10 относятся к версии прототипа до доработки.</w:t>
+      </w:r>
       <w:r>
         <w:br w:type="page"/>
       </w:r>
